--- a/Year 2/Semester 3/Computer Programming/Labs/MENG2020_Lab_report_template.docx
+++ b/Year 2/Semester 3/Computer Programming/Labs/MENG2020_Lab_report_template.docx
@@ -131,7 +131,15 @@
           <w:sz w:val="28"/>
           <w:szCs w:val="28"/>
         </w:rPr>
-        <w:t>Lab Name</w:t>
+        <w:t xml:space="preserve">Lab </w:t>
+      </w:r>
+      <w:r>
+        <w:rPr>
+          <w:rFonts w:ascii="Calibri" w:hAnsi="Calibri"/>
+          <w:sz w:val="28"/>
+          <w:szCs w:val="28"/>
+        </w:rPr>
+        <w:t>Name</w:t>
       </w:r>
     </w:p>
     <w:p>
@@ -214,7 +222,7 @@
     <w:p>
       <w:pPr>
         <w:pStyle w:val="Normal"/>
-        <w:spacing w:lineRule="auto" w:line="480" w:before="0" w:after="0"/>
+        <w:spacing w:lineRule="auto" w:line="276" w:before="0" w:after="0"/>
         <w:rPr>
           <w:rFonts w:ascii="Calibri" w:hAnsi="Calibri"/>
         </w:rPr>
@@ -226,193 +234,8 @@
           <w:sz w:val="28"/>
           <w:szCs w:val="28"/>
         </w:rPr>
-        <w:t>Add the number of all questions in this report, even if you decided to not answer them.</w:t>
-      </w:r>
-    </w:p>
-    <w:p>
-      <w:pPr>
-        <w:pStyle w:val="Normal"/>
-        <w:spacing w:lineRule="auto" w:line="240" w:before="0" w:after="0"/>
-        <w:rPr>
-          <w:rFonts w:ascii="Calibri" w:hAnsi="Calibri" w:cs="Calibri" w:cstheme="minorHAnsi"/>
-          <w:b/>
-          <w:sz w:val="28"/>
-          <w:szCs w:val="28"/>
-        </w:rPr>
-      </w:pPr>
-      <w:r>
-        <w:rPr>
-          <w:rFonts w:cs="Calibri" w:cstheme="minorHAnsi" w:ascii="Calibri" w:hAnsi="Calibri"/>
-          <w:b/>
-          <w:sz w:val="28"/>
-          <w:szCs w:val="28"/>
-        </w:rPr>
-        <w:t>For each question, you should explain your observation + code snippet.</w:t>
-      </w:r>
-    </w:p>
-    <w:p>
-      <w:pPr>
-        <w:pStyle w:val="Normal"/>
-        <w:spacing w:lineRule="auto" w:line="240" w:before="0" w:after="0"/>
-        <w:rPr>
-          <w:rFonts w:ascii="Calibri" w:hAnsi="Calibri" w:cs="Calibri" w:cstheme="minorHAnsi"/>
-          <w:b/>
-          <w:sz w:val="28"/>
-          <w:szCs w:val="28"/>
-        </w:rPr>
-      </w:pPr>
-      <w:r>
-        <w:rPr>
-          <w:rFonts w:cs="Calibri" w:cstheme="minorHAnsi" w:ascii="Calibri" w:hAnsi="Calibri"/>
-          <w:b/>
-          <w:sz w:val="28"/>
-          <w:szCs w:val="28"/>
-        </w:rPr>
-      </w:r>
-    </w:p>
-    <w:p>
-      <w:pPr>
-        <w:pStyle w:val="Normal"/>
-        <w:spacing w:lineRule="auto" w:line="240" w:before="0" w:after="0"/>
-        <w:rPr>
-          <w:rFonts w:ascii="Calibri" w:hAnsi="Calibri" w:cs="Calibri" w:cstheme="minorHAnsi"/>
-          <w:b/>
-          <w:sz w:val="28"/>
-          <w:szCs w:val="28"/>
-        </w:rPr>
-      </w:pPr>
-      <w:r>
-        <w:rPr>
-          <w:rFonts w:cs="Calibri" w:cstheme="minorHAnsi" w:ascii="Calibri" w:hAnsi="Calibri"/>
-          <w:b/>
-          <w:sz w:val="28"/>
-          <w:szCs w:val="28"/>
-        </w:rPr>
-        <w:br/>
-      </w:r>
-    </w:p>
-    <w:p>
-      <w:pPr>
-        <w:pStyle w:val="Normal"/>
-        <w:spacing w:lineRule="auto" w:line="240" w:before="0" w:after="0"/>
-        <w:rPr>
-          <w:rFonts w:ascii="Calibri" w:hAnsi="Calibri" w:cs="Calibri" w:cstheme="minorHAnsi"/>
-          <w:b/>
-          <w:sz w:val="28"/>
-          <w:szCs w:val="28"/>
-        </w:rPr>
-      </w:pPr>
-      <w:r>
-        <w:rPr>
-          <w:rFonts w:cs="Calibri" w:cstheme="minorHAnsi" w:ascii="Calibri" w:hAnsi="Calibri"/>
-          <w:b/>
-          <w:sz w:val="28"/>
-          <w:szCs w:val="28"/>
-        </w:rPr>
-      </w:r>
-    </w:p>
-    <w:p>
-      <w:pPr>
-        <w:pStyle w:val="Normal"/>
-        <w:spacing w:lineRule="auto" w:line="276" w:before="0" w:after="0"/>
-        <w:rPr>
-          <w:rFonts w:ascii="Calibri" w:hAnsi="Calibri"/>
-        </w:rPr>
-      </w:pPr>
-      <w:r>
-        <w:rPr>
-          <w:rFonts w:cs="Calibri" w:cstheme="minorHAnsi" w:ascii="Calibri" w:hAnsi="Calibri"/>
-          <w:b/>
-          <w:sz w:val="28"/>
-          <w:szCs w:val="28"/>
-        </w:rPr>
-      </w:r>
-      <w:r>
-        <w:br w:type="page"/>
-      </w:r>
-    </w:p>
-    <w:p>
-      <w:pPr>
-        <w:pStyle w:val="Normal"/>
-        <w:spacing w:lineRule="auto" w:line="276" w:before="0" w:after="0"/>
-        <w:rPr>
-          <w:rFonts w:ascii="Calibri" w:hAnsi="Calibri"/>
-        </w:rPr>
-      </w:pPr>
-      <w:r>
-        <w:rPr>
-          <w:rFonts w:cs="Calibri" w:cstheme="minorHAnsi" w:ascii="Calibri" w:hAnsi="Calibri"/>
-          <w:b/>
-          <w:sz w:val="28"/>
-          <w:szCs w:val="28"/>
-        </w:rPr>
         <w:t>References:</w:t>
       </w:r>
-    </w:p>
-    <w:p>
-      <w:pPr>
-        <w:pStyle w:val="Normal"/>
-        <w:rPr>
-          <w:rFonts w:ascii="Calibri" w:hAnsi="Calibri"/>
-          <w:sz w:val="24"/>
-          <w:szCs w:val="24"/>
-        </w:rPr>
-      </w:pPr>
-      <w:r>
-        <w:rPr>
-          <w:rFonts w:ascii="Calibri" w:hAnsi="Calibri"/>
-          <w:sz w:val="24"/>
-          <w:szCs w:val="24"/>
-        </w:rPr>
-        <w:t>List all sources cited in the report with proper formatting in case of the use.</w:t>
-      </w:r>
-    </w:p>
-    <w:p>
-      <w:pPr>
-        <w:pStyle w:val="Normal"/>
-        <w:rPr>
-          <w:rFonts w:ascii="Calibri" w:hAnsi="Calibri"/>
-          <w:sz w:val="24"/>
-          <w:szCs w:val="24"/>
-        </w:rPr>
-      </w:pPr>
-      <w:r>
-        <w:rPr>
-          <w:rFonts w:ascii="Calibri" w:hAnsi="Calibri"/>
-          <w:sz w:val="24"/>
-          <w:szCs w:val="24"/>
-        </w:rPr>
-      </w:r>
-    </w:p>
-    <w:p>
-      <w:pPr>
-        <w:pStyle w:val="Normal"/>
-        <w:spacing w:before="0" w:after="160"/>
-        <w:rPr>
-          <w:rFonts w:ascii="Calibri" w:hAnsi="Calibri"/>
-          <w:sz w:val="24"/>
-          <w:szCs w:val="24"/>
-        </w:rPr>
-      </w:pPr>
-      <w:r>
-        <w:rPr>
-          <w:rFonts w:ascii="Calibri" w:hAnsi="Calibri"/>
-          <w:sz w:val="24"/>
-          <w:szCs w:val="24"/>
-        </w:rPr>
-        <w:t xml:space="preserve">MATLAB LOGIN: Matlab &amp; Simulink. MATLAB Login | MATLAB &amp; Simulink. (n.d.). </w:t>
-      </w:r>
-      <w:hyperlink r:id="rId3">
-        <w:r>
-          <w:rPr>
-            <w:rStyle w:val="Hyperlink"/>
-            <w:rFonts w:ascii="Calibri" w:hAnsi="Calibri"/>
-            <w:sz w:val="24"/>
-            <w:szCs w:val="24"/>
-          </w:rPr>
-          <w:t>https://matlab.mathworks.com/</w:t>
-        </w:r>
-      </w:hyperlink>
     </w:p>
     <w:p>
       <w:pPr>
@@ -1072,6 +895,16 @@
     </w:pPr>
     <w:rPr/>
   </w:style>
+  <w:style w:type="paragraph" w:styleId="TableContents">
+    <w:name w:val="Table Contents"/>
+    <w:basedOn w:val="Normal"/>
+    <w:qFormat/>
+    <w:pPr>
+      <w:widowControl w:val="false"/>
+      <w:suppressLineNumbers/>
+    </w:pPr>
+    <w:rPr/>
+  </w:style>
   <w:style w:type="numbering" w:styleId="NoList" w:default="1">
     <w:name w:val="No List"/>
     <w:uiPriority w:val="99"/>
